--- a/docs/Documentacion_Tecnica_Optimizador.docx
+++ b/docs/Documentacion_Tecnica_Optimizador.docx
@@ -64,7 +64,7 @@
         <w:jc w:val="center"/>
       </w:pPr>
       <w:r>
-        <w:t>Generado automáticamente — 2026-07-22</w:t>
+        <w:t>Generado automáticamente — 2026-07-23</w:t>
       </w:r>
     </w:p>
     <w:p>
@@ -118,6 +118,11 @@
     <w:p>
       <w:r>
         <w:t>8. Multiobjetivo — motor de escalarización (Fase 6-8)</w:t>
+      </w:r>
+    </w:p>
+    <w:p>
+      <w:r>
+        <w:t>9. Funciones para Problemas de Inventario</w:t>
       </w:r>
     </w:p>
     <w:p>
@@ -4972,6 +4977,579 @@
       </w:r>
       <w:r>
         <w:t>f(x) = (x−3)², punto de referencia = f(x0)</w:t>
+      </w:r>
+    </w:p>
+    <w:p>
+      <w:r>
+        <w:br w:type="page"/>
+      </w:r>
+    </w:p>
+    <w:p>
+      <w:pPr>
+        <w:pStyle w:val="Heading1"/>
+      </w:pPr>
+      <w:r>
+        <w:t>9. Funciones para Problemas de Inventario</w:t>
+      </w:r>
+    </w:p>
+    <w:p>
+      <w:pPr>
+        <w:pStyle w:val="Heading2"/>
+      </w:pPr>
+      <w:r>
+        <w:t>EOQ Clásico (Cantidad Económica de Pedido)</w:t>
+      </w:r>
+    </w:p>
+    <w:p>
+      <w:r>
+        <w:rPr>
+          <w:b/>
+          <w:color w:val="1F4E79"/>
+        </w:rPr>
+        <w:t xml:space="preserve">Fórmula: </w:t>
+      </w:r>
+      <w:r>
+        <w:t>C(Q) = (D/Q)·S + (Q/2)·H,  Q* = √(2DS/H)</w:t>
+      </w:r>
+    </w:p>
+    <w:p>
+      <w:r>
+        <w:rPr>
+          <w:b/>
+          <w:color w:val="1F4E79"/>
+        </w:rPr>
+        <w:t xml:space="preserve">Descripción: </w:t>
+      </w:r>
+      <w:r>
+        <w:t>Modelo determinista clásico de Harris-Wilson: balancea el costo de ordenar (D/Q·S, decrece con Q) contra el costo de mantener inventario (Q/2·H, crece con Q).</w:t>
+      </w:r>
+    </w:p>
+    <w:p>
+      <w:r>
+        <w:rPr>
+          <w:b/>
+          <w:color w:val="1F4E79"/>
+        </w:rPr>
+        <w:t xml:space="preserve">Requisitos matemáticos: </w:t>
+      </w:r>
+      <w:r>
+        <w:t>Variables: Q &gt; 0 (cantidad de pedido). Parámetros: D (demanda anual), S (costo fijo por pedido), H (costo de mantenimiento por unidad-año). Sin restricciones activas ni faltantes.</w:t>
+      </w:r>
+    </w:p>
+    <w:p>
+      <w:r>
+        <w:rPr>
+          <w:b/>
+          <w:color w:val="1F4E79"/>
+        </w:rPr>
+        <w:t xml:space="preserve">Convergencia: </w:t>
+      </w:r>
+      <w:r>
+        <w:t>Función convexa 1D con mínimo único — cualquier método de búsqueda 1D o basado en gradiente converge al Q* analítico.</w:t>
+      </w:r>
+    </w:p>
+    <w:p>
+      <w:r>
+        <w:rPr>
+          <w:b/>
+          <w:color w:val="1F4E79"/>
+        </w:rPr>
+        <w:t xml:space="preserve">Ventajas: </w:t>
+      </w:r>
+      <w:r>
+        <w:t>Fórmula cerrada conocida para validar la convergencia numérica; problema convexo simple.</w:t>
+      </w:r>
+    </w:p>
+    <w:p>
+      <w:r>
+        <w:rPr>
+          <w:b/>
+          <w:color w:val="1F4E79"/>
+        </w:rPr>
+        <w:t xml:space="preserve">Desventajas / limitaciones: </w:t>
+      </w:r>
+      <w:r>
+        <w:t>No modela faltantes, descuentos por volumen ni demanda variable.</w:t>
+      </w:r>
+    </w:p>
+    <w:p>
+      <w:r>
+        <w:rPr>
+          <w:b/>
+          <w:color w:val="1F4E79"/>
+        </w:rPr>
+        <w:t xml:space="preserve">Cuándo usarlo: </w:t>
+      </w:r>
+      <w:r>
+        <w:t>Gestión de inventario con demanda y costos constantes y conocidos.</w:t>
+      </w:r>
+    </w:p>
+    <w:p>
+      <w:r>
+        <w:rPr>
+          <w:b/>
+          <w:color w:val="1F4E79"/>
+        </w:rPr>
+        <w:t xml:space="preserve">Cuándo NO usarlo: </w:t>
+      </w:r>
+      <w:r>
+        <w:t>Cuando hay descuentos por volumen, faltantes permitidos o demanda incierta (usar los otros 3 modelos).</w:t>
+      </w:r>
+    </w:p>
+    <w:p>
+      <w:r>
+        <w:rPr>
+          <w:b/>
+          <w:color w:val="1F4E79"/>
+        </w:rPr>
+        <w:t xml:space="preserve">Funciones compatibles: </w:t>
+      </w:r>
+      <w:r>
+        <w:t>Búsqueda Local, Fibonacci, Sección Áurea, Sección Dorada, Goldstein, Newton-Raphson, Grad. Conjugado, Armijo, Wolfe, y metaheurísticas (SA/PSO/GA).</w:t>
+      </w:r>
+    </w:p>
+    <w:p>
+      <w:r>
+        <w:rPr>
+          <w:b/>
+          <w:color w:val="1F4E79"/>
+        </w:rPr>
+        <w:t xml:space="preserve">Funciones incompatibles: </w:t>
+      </w:r>
+      <w:r>
+        <w:t>Los 6 métodos MD (no hay restricción g(x)) y los 14 métodos multiobjetivo (una sola función de costo).</w:t>
+      </w:r>
+    </w:p>
+    <w:p>
+      <w:r>
+        <w:rPr>
+          <w:b/>
+          <w:color w:val="1F4E79"/>
+        </w:rPr>
+        <w:t xml:space="preserve">Ejemplo: </w:t>
+      </w:r>
+      <w:r>
+        <w:t>D=1000, S=50, H=2 → Q*≈223.6, Costo*≈447.2</w:t>
+      </w:r>
+    </w:p>
+    <w:p>
+      <w:pPr>
+        <w:pStyle w:val="Heading2"/>
+      </w:pPr>
+      <w:r>
+        <w:t>EOQ con Faltantes Planeados (Backorders)</w:t>
+      </w:r>
+    </w:p>
+    <w:p>
+      <w:r>
+        <w:rPr>
+          <w:b/>
+          <w:color w:val="1F4E79"/>
+        </w:rPr>
+        <w:t xml:space="preserve">Fórmula: </w:t>
+      </w:r>
+      <w:r>
+        <w:t>C(Q,b) = (D/Q)·S + H·(Q−b)²/(2Q) + B·b²/(2Q)</w:t>
+      </w:r>
+    </w:p>
+    <w:p>
+      <w:r>
+        <w:rPr>
+          <w:b/>
+          <w:color w:val="1F4E79"/>
+        </w:rPr>
+        <w:t xml:space="preserve">Descripción: </w:t>
+      </w:r>
+      <w:r>
+        <w:t>Extiende el EOQ clásico permitiendo un déficit controlado b, penalizado con un costo de faltante B por unidad-año.</w:t>
+      </w:r>
+    </w:p>
+    <w:p>
+      <w:r>
+        <w:rPr>
+          <w:b/>
+          <w:color w:val="1F4E79"/>
+        </w:rPr>
+        <w:t xml:space="preserve">Requisitos matemáticos: </w:t>
+      </w:r>
+      <w:r>
+        <w:t>Variables: Q &gt; 0, 0 ≤ b ≤ Q. Parámetros: D, S, H, B (costo de faltante). 2 variables de decisión.</w:t>
+      </w:r>
+    </w:p>
+    <w:p>
+      <w:r>
+        <w:rPr>
+          <w:b/>
+          <w:color w:val="1F4E79"/>
+        </w:rPr>
+        <w:t xml:space="preserve">Convergencia: </w:t>
+      </w:r>
+      <w:r>
+        <w:t>Función convexa en (Q,b) — óptimo analítico conocido para validar la solución numérica.</w:t>
+      </w:r>
+    </w:p>
+    <w:p>
+      <w:r>
+        <w:rPr>
+          <w:b/>
+          <w:color w:val="1F4E79"/>
+        </w:rPr>
+        <w:t xml:space="preserve">Ventajas: </w:t>
+      </w:r>
+      <w:r>
+        <w:t>Reduce el costo total frente al EOQ clásico cuando el faltante es tolerable.</w:t>
+      </w:r>
+    </w:p>
+    <w:p>
+      <w:r>
+        <w:rPr>
+          <w:b/>
+          <w:color w:val="1F4E79"/>
+        </w:rPr>
+        <w:t xml:space="preserve">Desventajas / limitaciones: </w:t>
+      </w:r>
+      <w:r>
+        <w:t>Requiere estimar B (costo de faltante), a menudo más difícil de medir que H.</w:t>
+      </w:r>
+    </w:p>
+    <w:p>
+      <w:r>
+        <w:rPr>
+          <w:b/>
+          <w:color w:val="1F4E79"/>
+        </w:rPr>
+        <w:t xml:space="preserve">Cuándo usarlo: </w:t>
+      </w:r>
+      <w:r>
+        <w:t>Cuando el negocio puede tolerar backorders (pedidos pendientes) sin perder la venta.</w:t>
+      </w:r>
+    </w:p>
+    <w:p>
+      <w:r>
+        <w:rPr>
+          <w:b/>
+          <w:color w:val="1F4E79"/>
+        </w:rPr>
+        <w:t xml:space="preserve">Cuándo NO usarlo: </w:t>
+      </w:r>
+      <w:r>
+        <w:t>Cuando un faltante implica pérdida de venta o cliente (usar EOQ clásico).</w:t>
+      </w:r>
+    </w:p>
+    <w:p>
+      <w:r>
+        <w:rPr>
+          <w:b/>
+          <w:color w:val="1F4E79"/>
+        </w:rPr>
+        <w:t xml:space="preserve">Funciones compatibles: </w:t>
+      </w:r>
+      <w:r>
+        <w:t>Armijo, Wolfe (multivariable) y los 6 métodos MD (Penalización/Barreras/BFGS/Nelder-Mead) — todos aceptan 2 variables.</w:t>
+      </w:r>
+    </w:p>
+    <w:p>
+      <w:r>
+        <w:rPr>
+          <w:b/>
+          <w:color w:val="1F4E79"/>
+        </w:rPr>
+        <w:t xml:space="preserve">Funciones incompatibles: </w:t>
+      </w:r>
+      <w:r>
+        <w:t>Búsqueda Local, Fibonacci, Sección Áurea/Dorada (estrictamente 1D) y los 14 métodos multiobjetivo.</w:t>
+      </w:r>
+    </w:p>
+    <w:p>
+      <w:r>
+        <w:rPr>
+          <w:b/>
+          <w:color w:val="1F4E79"/>
+        </w:rPr>
+        <w:t xml:space="preserve">Ejemplo: </w:t>
+      </w:r>
+      <w:r>
+        <w:t>D=1000, S=50, H=2, B=8 → Q*≈250.0, b*≈50.0</w:t>
+      </w:r>
+    </w:p>
+    <w:p>
+      <w:pPr>
+        <w:pStyle w:val="Heading2"/>
+      </w:pPr>
+      <w:r>
+        <w:t>EOQ con Descuentos por Cantidad</w:t>
+      </w:r>
+    </w:p>
+    <w:p>
+      <w:r>
+        <w:rPr>
+          <w:b/>
+          <w:color w:val="1F4E79"/>
+        </w:rPr>
+        <w:t xml:space="preserve">Fórmula: </w:t>
+      </w:r>
+      <w:r>
+        <w:t>C_i(Q) = (D/Q)·S + (Q/2)·(r·p_i) + D·p_i,  por tramo i</w:t>
+      </w:r>
+    </w:p>
+    <w:p>
+      <w:r>
+        <w:rPr>
+          <w:b/>
+          <w:color w:val="1F4E79"/>
+        </w:rPr>
+        <w:t xml:space="preserve">Descripción: </w:t>
+      </w:r>
+      <w:r>
+        <w:t>Función de costo por tramos: el precio unitario p_i (y por tanto el costo de mantenimiento r·p_i) cambia según el rango de cantidad pedida.</w:t>
+      </w:r>
+    </w:p>
+    <w:p>
+      <w:r>
+        <w:rPr>
+          <w:b/>
+          <w:color w:val="1F4E79"/>
+        </w:rPr>
+        <w:t xml:space="preserve">Requisitos matemáticos: </w:t>
+      </w:r>
+      <w:r>
+        <w:t>Variable: Q &gt; 0. Parámetros: D, S, tasa de mantenimiento r (fracción del precio), y ≥2 tramos (cantidad_mínima, precio_unitario) ordenados.</w:t>
+      </w:r>
+    </w:p>
+    <w:p>
+      <w:r>
+        <w:rPr>
+          <w:b/>
+          <w:color w:val="1F4E79"/>
+        </w:rPr>
+        <w:t xml:space="preserve">Convergencia: </w:t>
+      </w:r>
+      <w:r>
+        <w:t>No derivable en los puntos de quiebre entre tramos — requiere métodos que no dependan de gradiente.</w:t>
+      </w:r>
+    </w:p>
+    <w:p>
+      <w:r>
+        <w:rPr>
+          <w:b/>
+          <w:color w:val="1F4E79"/>
+        </w:rPr>
+        <w:t xml:space="preserve">Ventajas: </w:t>
+      </w:r>
+      <w:r>
+        <w:t>Modela descuentos reales por volumen de compra.</w:t>
+      </w:r>
+    </w:p>
+    <w:p>
+      <w:r>
+        <w:rPr>
+          <w:b/>
+          <w:color w:val="1F4E79"/>
+        </w:rPr>
+        <w:t xml:space="preserve">Desventajas / limitaciones: </w:t>
+      </w:r>
+      <w:r>
+        <w:t>Función no suave; los métodos basados en gradiente pueden fallar o dar resultados incorrectos cerca de los quiebres.</w:t>
+      </w:r>
+    </w:p>
+    <w:p>
+      <w:r>
+        <w:rPr>
+          <w:b/>
+          <w:color w:val="1F4E79"/>
+        </w:rPr>
+        <w:t xml:space="preserve">Cuándo usarlo: </w:t>
+      </w:r>
+      <w:r>
+        <w:t>Cuando el proveedor ofrece precios escalonados por volumen.</w:t>
+      </w:r>
+    </w:p>
+    <w:p>
+      <w:r>
+        <w:rPr>
+          <w:b/>
+          <w:color w:val="1F4E79"/>
+        </w:rPr>
+        <w:t xml:space="preserve">Cuándo NO usarlo: </w:t>
+      </w:r>
+      <w:r>
+        <w:t>Cuando el precio unitario es fijo (usar EOQ clásico).</w:t>
+      </w:r>
+    </w:p>
+    <w:p>
+      <w:r>
+        <w:rPr>
+          <w:b/>
+          <w:color w:val="1F4E79"/>
+        </w:rPr>
+        <w:t xml:space="preserve">Funciones compatibles: </w:t>
+      </w:r>
+      <w:r>
+        <w:t>Búsqueda Local y metaheurísticas (SA: Recocido Simulado, PSO: Enjambre, GA: Algoritmo Genético).</w:t>
+      </w:r>
+    </w:p>
+    <w:p>
+      <w:r>
+        <w:rPr>
+          <w:b/>
+          <w:color w:val="1F4E79"/>
+        </w:rPr>
+        <w:t xml:space="preserve">Funciones incompatibles: </w:t>
+      </w:r>
+      <w:r>
+        <w:t>Newton-Raphson, Goldstein, Armijo, Wolfe, Grad. Conjugado (requieren derivadas continuas); Fibonacci y Sección Áurea/Dorada (asumen unimodalidad, que los saltos de precio pueden romper); los 6 métodos MD y los 14 multiobjetivo.</w:t>
+      </w:r>
+    </w:p>
+    <w:p>
+      <w:r>
+        <w:rPr>
+          <w:b/>
+          <w:color w:val="1F4E79"/>
+        </w:rPr>
+        <w:t xml:space="preserve">Ejemplo: </w:t>
+      </w:r>
+      <w:r>
+        <w:t>D=1000, S=50, r=0.2, tramos=[(0,10),(100,9),(500,8)] → compara costo total entre tramos factibles</w:t>
+      </w:r>
+    </w:p>
+    <w:p>
+      <w:pPr>
+        <w:pStyle w:val="Heading2"/>
+      </w:pPr>
+      <w:r>
+        <w:t>Revisión Periódica / Punto de Reorden (ROP) Probabilístico</w:t>
+      </w:r>
+    </w:p>
+    <w:p>
+      <w:r>
+        <w:rPr>
+          <w:b/>
+          <w:color w:val="1F4E79"/>
+        </w:rPr>
+        <w:t xml:space="preserve">Fórmula: </w:t>
+      </w:r>
+      <w:r>
+        <w:t>ROP = μ_L + z·σ_L,  μ_L=d̄·L,  σ_L=σ_d·√L,  Φ(z)=nivel_servicio</w:t>
+      </w:r>
+    </w:p>
+    <w:p>
+      <w:r>
+        <w:rPr>
+          <w:b/>
+          <w:color w:val="1F4E79"/>
+        </w:rPr>
+        <w:t xml:space="preserve">Descripción: </w:t>
+      </w:r>
+      <w:r>
+        <w:t>Calcula el punto de reorden bajo demanda probabilística: stock de seguridad = z·σ_L, donde z es la inversa de la normal estándar evaluada en el nivel de servicio deseado. Q* se sigue optimizando con la función de costo del EOQ clásico.</w:t>
+      </w:r>
+    </w:p>
+    <w:p>
+      <w:r>
+        <w:rPr>
+          <w:b/>
+          <w:color w:val="1F4E79"/>
+        </w:rPr>
+        <w:t xml:space="preserve">Requisitos matemáticos: </w:t>
+      </w:r>
+      <w:r>
+        <w:t>Parámetros: d̄ (demanda diaria promedio), σ_d (desviación estándar diaria), L (lead time en días), nivel de servicio ∈ (0,1), más D, S, H para Q*.</w:t>
+      </w:r>
+    </w:p>
+    <w:p>
+      <w:r>
+        <w:rPr>
+          <w:b/>
+          <w:color w:val="1F4E79"/>
+        </w:rPr>
+        <w:t xml:space="preserve">Convergencia: </w:t>
+      </w:r>
+      <w:r>
+        <w:t>El ROP se calcula analíticamente (no requiere optimizador); Q* converge igual que en EOQ clásico.</w:t>
+      </w:r>
+    </w:p>
+    <w:p>
+      <w:r>
+        <w:rPr>
+          <w:b/>
+          <w:color w:val="1F4E79"/>
+        </w:rPr>
+        <w:t xml:space="preserve">Ventajas: </w:t>
+      </w:r>
+      <w:r>
+        <w:t>Incorpora incertidumbre de la demanda con un nivel de servicio objetivo explícito.</w:t>
+      </w:r>
+    </w:p>
+    <w:p>
+      <w:r>
+        <w:rPr>
+          <w:b/>
+          <w:color w:val="1F4E79"/>
+        </w:rPr>
+        <w:t xml:space="preserve">Desventajas / limitaciones: </w:t>
+      </w:r>
+      <w:r>
+        <w:t>Asume demanda normalmente distribuida durante el lead time.</w:t>
+      </w:r>
+    </w:p>
+    <w:p>
+      <w:r>
+        <w:rPr>
+          <w:b/>
+          <w:color w:val="1F4E79"/>
+        </w:rPr>
+        <w:t xml:space="preserve">Cuándo usarlo: </w:t>
+      </w:r>
+      <w:r>
+        <w:t>Cuando la demanda es variable y se requiere un nivel de servicio (probabilidad de no quiebre de stock) explícito.</w:t>
+      </w:r>
+    </w:p>
+    <w:p>
+      <w:r>
+        <w:rPr>
+          <w:b/>
+          <w:color w:val="1F4E79"/>
+        </w:rPr>
+        <w:t xml:space="preserve">Cuándo NO usarlo: </w:t>
+      </w:r>
+      <w:r>
+        <w:t>Cuando la demanda es determinista y constante (usar EOQ clásico).</w:t>
+      </w:r>
+    </w:p>
+    <w:p>
+      <w:r>
+        <w:rPr>
+          <w:b/>
+          <w:color w:val="1F4E79"/>
+        </w:rPr>
+        <w:t xml:space="preserve">Funciones compatibles: </w:t>
+      </w:r>
+      <w:r>
+        <w:t>Mismos métodos que EOQ clásico para optimizar Q (el ROP en sí es analítico, no pasa por el optimizador).</w:t>
+      </w:r>
+    </w:p>
+    <w:p>
+      <w:r>
+        <w:rPr>
+          <w:b/>
+          <w:color w:val="1F4E79"/>
+        </w:rPr>
+        <w:t xml:space="preserve">Funciones incompatibles: </w:t>
+      </w:r>
+      <w:r>
+        <w:t>Los 6 métodos MD y los 14 multiobjetivo (misma razón que EOQ clásico).</w:t>
+      </w:r>
+    </w:p>
+    <w:p>
+      <w:r>
+        <w:rPr>
+          <w:b/>
+          <w:color w:val="1F4E79"/>
+        </w:rPr>
+        <w:t xml:space="preserve">Ejemplo: </w:t>
+      </w:r>
+      <w:r>
+        <w:t>d̄=20, σ_d=5, L=7, nivel_servicio=0.95 → z≈1.645, ROP≈171.9</w:t>
       </w:r>
     </w:p>
     <w:p>

--- a/docs/Documentacion_Tecnica_Optimizador.docx
+++ b/docs/Documentacion_Tecnica_Optimizador.docx
@@ -122,7 +122,7 @@
     </w:p>
     <w:p>
       <w:r>
-        <w:t>9. Funciones para Problemas de Inventario</w:t>
+        <w:t>9. Funciones Matemáticas para Problemas de Inventario</w:t>
       </w:r>
     </w:p>
     <w:p>
@@ -4989,7 +4989,7 @@
         <w:pStyle w:val="Heading1"/>
       </w:pPr>
       <w:r>
-        <w:t>9. Funciones para Problemas de Inventario</w:t>
+        <w:t>9. Funciones Matemáticas para Problemas de Inventario</w:t>
       </w:r>
     </w:p>
     <w:p>

--- a/docs/Documentacion_Tecnica_Optimizador.docx
+++ b/docs/Documentacion_Tecnica_Optimizador.docx
@@ -64,7 +64,7 @@
         <w:jc w:val="center"/>
       </w:pPr>
       <w:r>
-        <w:t>Generado automáticamente — 2026-07-23</w:t>
+        <w:t>Generado automáticamente — 2026-07-24</w:t>
       </w:r>
     </w:p>
     <w:p>
@@ -5555,6 +5555,123 @@
     <w:p>
       <w:r>
         <w:br w:type="page"/>
+      </w:r>
+    </w:p>
+    <w:p>
+      <w:pPr>
+        <w:pStyle w:val="Heading1"/>
+      </w:pPr>
+      <w:r>
+        <w:t>10. Implementación del Agente de IA</w:t>
+      </w:r>
+    </w:p>
+    <w:p>
+      <w:r>
+        <w:t>Esta sección documenta cómo está implementado y funcionando el asistente conversacional dentro de la app (no es una descripción genérica) — ver app/infrastructure/ai_assistant.py.</w:t>
+      </w:r>
+    </w:p>
+    <w:p>
+      <w:pPr>
+        <w:pStyle w:val="Heading2"/>
+      </w:pPr>
+      <w:r>
+        <w:t>Proveedor y modelo conversacional</w:t>
+      </w:r>
+    </w:p>
+    <w:p>
+      <w:r>
+        <w:t>El chat usa Groq como proveedor principal (API compatible con OpenAI, gratuita, ~30 solicitudes/minuto) con fallback automático a OpenRouter si Groq falla por red, límite de tasa o error del servicio. El proveedor se detecta por el prefijo de la API key ('gsk_' → Groq, 'sk-or-' → OpenRouter); el usuario puede configurar una key principal y una de respaldo. Los reintentos ante error son silenciosos (el usuario no ve mensajes técnicos) con espera corta creciente (600ms, 1.2s, 1.8s) antes de recurrir al respaldo.</w:t>
+      </w:r>
+    </w:p>
+    <w:p>
+      <w:pPr>
+        <w:pStyle w:val="Heading2"/>
+      </w:pPr>
+      <w:r>
+        <w:t>Prompt de sistema y alcance</w:t>
+      </w:r>
+    </w:p>
+    <w:p>
+      <w:r>
+        <w:t>Un prompt de sistema fijo describe los 32 métodos de optimización disponibles (fórmulas, cuándo usarlos, incompatibilidades) y los 4 modelos del módulo de Inventario (EOQ Clásico, EOQ con Faltantes, EOQ con Descuentos, Punto de Reorden), con reglas explícitas de qué algoritmo recomendar para cada uno y por qué. El asistente restringe sus respuestas al dominio de optimización matemática y esta aplicación; ante preguntas fuera de dominio devuelve un mensaje fijo de redirección.</w:t>
+      </w:r>
+    </w:p>
+    <w:p>
+      <w:pPr>
+        <w:pStyle w:val="Heading2"/>
+      </w:pPr>
+      <w:r>
+        <w:t>Contexto dinámico por cálculo</w:t>
+      </w:r>
+    </w:p>
+    <w:p>
+      <w:r>
+        <w:t>Tras cada cálculo, la ventana principal llama a AIAssistantPanel.update_context(...) con el método usado, la función, variables, rango, número de iteraciones y el resultado numérico obtenido — y, si el cálculo fue un modelo de Inventario, también sus valores analíticos (Q*, costo total, ROP, etc.). Ese contexto se concatena al prompt de sistema en cada mensaje, así que la IA responde con base en lo que realmente se calculó en la sesión, no en una descripción genérica.</w:t>
+      </w:r>
+    </w:p>
+    <w:p>
+      <w:pPr>
+        <w:pStyle w:val="Heading2"/>
+      </w:pPr>
+      <w:r>
+        <w:t>Detección de intención de Inventario</w:t>
+      </w:r>
+    </w:p>
+    <w:p>
+      <w:r>
+        <w:t>Si la respuesta de la IA nombra explícitamente uno de los 4 modelos de Inventario por su etiqueta exacta del combo (coincidencia de texto determinista, no una heurística libre), se emite una señal Qt (inventory_model_suggested) que la ventana principal usa para activar ese método automáticamente — el usuario no necesita seleccionarlo a mano.</w:t>
+      </w:r>
+    </w:p>
+    <w:p>
+      <w:pPr>
+        <w:pStyle w:val="Heading2"/>
+      </w:pPr>
+      <w:r>
+        <w:t>Modos de respuesta: Escrito / Voz / Ambas</w:t>
+      </w:r>
+    </w:p>
+    <w:p>
+      <w:r>
+        <w:t>El usuario elige, la primera vez que envía un mensaje, si quiere respuesta por escrito, por voz, o ambas — la elección queda fija para el resto de la sesión (se puede cambiar en cualquier momento con los botones junto al cuadro de texto). En modo Voz o Ambas aparece automáticamente un reproductor compacto (Play/Pausa/Detener); en modo Escrito permanece oculto por completo.</w:t>
+      </w:r>
+    </w:p>
+    <w:p>
+      <w:pPr>
+        <w:pStyle w:val="Heading2"/>
+      </w:pPr>
+      <w:r>
+        <w:t>Entrada por voz (Speech-to-Text)</w:t>
+      </w:r>
+    </w:p>
+    <w:p>
+      <w:r>
+        <w:t>La grabación usa sounddevice (16 kHz mono) en un hilo aparte. La transcripción se hace con Groq Whisper (modelo whisper-large-v3-turbo); si ese endpoint falla (bloqueo de red, error del proveedor), cae automáticamente a una transcripción local sin red mediante el paquete SpeechRecognition (API gratuita de Google Web Speech), usando el mismo WAV ya grabado, sin pedir que el usuario grabe de nuevo. Al terminar de transcribir, la solicitud se envía y procesa automáticamente.</w:t>
+      </w:r>
+    </w:p>
+    <w:p>
+      <w:pPr>
+        <w:pStyle w:val="Heading2"/>
+      </w:pPr>
+      <w:r>
+        <w:t>Salida por voz (Text-to-Speech)</w:t>
+      </w:r>
+    </w:p>
+    <w:p>
+      <w:r>
+        <w:t>La síntesis usa pyttsx3 sobre el motor SAPI5 de Windows (offline, sin costo ni dependencia de red), con una voz en español instalada en el sistema. Antes de sintetizar, el texto de la respuesta se traduce de notación matemática a palabras naturales (exponentes: 'x**2' → 'x al cuadrado'; subíndices: 'x_k' → 'x sub k'; letras griegas: 'α' → 'alfa'; operadores: '≤' → 'menor o igual que', '√' → 'raíz cuadrada de', etc.) para que se escuche natural en vez de leer símbolos literalmente. El reproductor usa Pause()/Resume() nativos del objeto COM de SAPI5 — la pausa/reanudación es real (continúa exactamente donde se cortó), no una resíntesis desde el inicio.</w:t>
+      </w:r>
+    </w:p>
+    <w:p>
+      <w:pPr>
+        <w:pStyle w:val="Heading2"/>
+      </w:pPr>
+      <w:r>
+        <w:t>Privacidad y almacenamiento</w:t>
+      </w:r>
+    </w:p>
+    <w:p>
+      <w:r>
+        <w:t>Las API keys se guardan localmente en la configuración de la app (no en un servidor propio). Las conversaciones no se registran ni envían a ningún servidor del proyecto — solo se transmiten al proveedor de IA (Groq u OpenRouter) que el propio usuario configuró, bajo los términos de esos servicios.</w:t>
       </w:r>
     </w:p>
     <w:sectPr>
